--- a/Documentación Practica 1.docx
+++ b/Documentación Practica 1.docx
@@ -1318,36 +1318,6 @@
     </w:p>
     <w:p>
       <w:pPr>
-        <w:rPr>
-          <w:rFonts w:ascii="Times New Roman" w:hAnsi="Times New Roman" w:cs="Times New Roman"/>
-          <w:sz w:val="24"/>
-          <w:szCs w:val="24"/>
-          <w:lang w:val="es-ES"/>
-        </w:rPr>
-      </w:pPr>
-    </w:p>
-    <w:p>
-      <w:pPr>
-        <w:rPr>
-          <w:rFonts w:ascii="Times New Roman" w:hAnsi="Times New Roman" w:cs="Times New Roman"/>
-          <w:sz w:val="24"/>
-          <w:szCs w:val="24"/>
-          <w:lang w:val="es-ES"/>
-        </w:rPr>
-      </w:pPr>
-    </w:p>
-    <w:p>
-      <w:pPr>
-        <w:rPr>
-          <w:rFonts w:ascii="Times New Roman" w:hAnsi="Times New Roman" w:cs="Times New Roman"/>
-          <w:sz w:val="24"/>
-          <w:szCs w:val="24"/>
-          <w:lang w:val="es-ES"/>
-        </w:rPr>
-      </w:pPr>
-    </w:p>
-    <w:p>
-      <w:pPr>
         <w:jc w:val="right"/>
         <w:rPr>
           <w:rFonts w:ascii="Times New Roman" w:hAnsi="Times New Roman" w:cs="Times New Roman"/>
@@ -1365,7 +1335,30 @@
           <w:szCs w:val="24"/>
           <w:lang w:val="es-ES"/>
         </w:rPr>
-        <w:t>Martes 3 de Marzo de 2026</w:t>
+        <w:lastRenderedPageBreak/>
+        <w:t xml:space="preserve">Martes 3 de </w:t>
+      </w:r>
+      <w:proofErr w:type="gramStart"/>
+      <w:r>
+        <w:rPr>
+          <w:rFonts w:ascii="Times New Roman" w:hAnsi="Times New Roman" w:cs="Times New Roman"/>
+          <w:b/>
+          <w:sz w:val="24"/>
+          <w:szCs w:val="24"/>
+          <w:lang w:val="es-ES"/>
+        </w:rPr>
+        <w:t>Marzo</w:t>
+      </w:r>
+      <w:proofErr w:type="gramEnd"/>
+      <w:r>
+        <w:rPr>
+          <w:rFonts w:ascii="Times New Roman" w:hAnsi="Times New Roman" w:cs="Times New Roman"/>
+          <w:b/>
+          <w:sz w:val="24"/>
+          <w:szCs w:val="24"/>
+          <w:lang w:val="es-ES"/>
+        </w:rPr>
+        <w:t xml:space="preserve"> de 2026</w:t>
       </w:r>
     </w:p>
     <w:p>
@@ -1975,17 +1968,7 @@
           <w:szCs w:val="24"/>
           <w:lang w:val="es-ES"/>
         </w:rPr>
-        <w:t xml:space="preserve"> Este método es muy parecido al PUT ya que también requiere un parámetro que es el ID, se realiza el SELECT para comprobar que exista el registro </w:t>
-      </w:r>
-      <w:r>
-        <w:rPr>
-          <w:rFonts w:ascii="Times New Roman" w:hAnsi="Times New Roman" w:cs="Times New Roman"/>
-          <w:sz w:val="24"/>
-          <w:szCs w:val="24"/>
-          <w:lang w:val="es-ES"/>
-        </w:rPr>
-        <w:lastRenderedPageBreak/>
-        <w:t xml:space="preserve">en la BD, si no </w:t>
+        <w:t xml:space="preserve"> Este método es muy parecido al PUT ya que también requiere un parámetro que es el ID, se realiza el SELECT para comprobar que exista el registro en la BD, si no </w:t>
       </w:r>
       <w:r>
         <w:rPr>
@@ -2075,6 +2058,7 @@
           <w:szCs w:val="24"/>
           <w:lang w:val="es-ES"/>
         </w:rPr>
+        <w:lastRenderedPageBreak/>
         <w:t>GET(promedio): Este lo que hace es hacer un ROUND en la BD para sacar un promedio de todas las temperaturas registradas</w:t>
       </w:r>
     </w:p>
@@ -2495,17 +2479,7 @@
           <w:szCs w:val="24"/>
           <w:lang w:val="es-ES"/>
         </w:rPr>
-        <w:t xml:space="preserve"> está el método que hace que funcione la tabla, para este método primero se hace una llamada al GET que trae el JSON con todos los datos de la BD y con el documen.get se le indica que van a ir los datos en la tabla, luego con un Foreach se recorren los datos para mostrarlos y ver que temperatura es mayor a 37, y los que son mayores a este se les pone el color rojo con css, también en ese mismo Foreach se ponen botones de acción </w:t>
-      </w:r>
-      <w:r>
-        <w:rPr>
-          <w:rFonts w:ascii="Times New Roman" w:hAnsi="Times New Roman" w:cs="Times New Roman"/>
-          <w:sz w:val="24"/>
-          <w:szCs w:val="24"/>
-          <w:lang w:val="es-ES"/>
-        </w:rPr>
-        <w:lastRenderedPageBreak/>
-        <w:t xml:space="preserve">como el de borrar y editar con sus respectivos eventos cada uno, y dentro del evento se envía el id </w:t>
+        <w:t xml:space="preserve"> está el método que hace que funcione la tabla, para este método primero se hace una llamada al GET que trae el JSON con todos los datos de la BD y con el documen.get se le indica que van a ir los datos en la tabla, luego con un Foreach se recorren los datos para mostrarlos y ver que temperatura es mayor a 37, y los que son mayores a este se les pone el color rojo con css, también en ese mismo Foreach se ponen botones de acción como el de borrar y editar con sus respectivos eventos cada uno, y dentro del evento se envía el id </w:t>
       </w:r>
       <w:r>
         <w:rPr>
@@ -2641,6 +2615,7 @@
           <w:szCs w:val="24"/>
           <w:lang w:val="es-ES"/>
         </w:rPr>
+        <w:lastRenderedPageBreak/>
         <w:t>14.</w:t>
       </w:r>
       <w:r>
@@ -2688,8 +2663,6 @@
         </w:rPr>
         <w:t>r</w:t>
       </w:r>
-      <w:bookmarkStart w:id="0" w:name="_GoBack"/>
-      <w:bookmarkEnd w:id="0"/>
       <w:r>
         <w:rPr>
           <w:rFonts w:ascii="Times New Roman" w:hAnsi="Times New Roman" w:cs="Times New Roman"/>
@@ -3404,17 +3377,7 @@
           <w:szCs w:val="24"/>
           <w:lang w:val="es-ES"/>
         </w:rPr>
-        <w:t xml:space="preserve"> </w:t>
-      </w:r>
-      <w:r>
-        <w:rPr>
-          <w:rFonts w:ascii="Times New Roman" w:hAnsi="Times New Roman" w:cs="Times New Roman"/>
-          <w:sz w:val="24"/>
-          <w:szCs w:val="24"/>
-          <w:lang w:val="es-ES"/>
-        </w:rPr>
-        <w:lastRenderedPageBreak/>
-        <w:t xml:space="preserve">algún dato si no devuelve un error 400, si los </w:t>
+        <w:t xml:space="preserve"> algún dato si no devuelve un error 400, si los </w:t>
       </w:r>
       <w:r>
         <w:rPr>
@@ -3521,7 +3484,1835 @@
           <w:szCs w:val="24"/>
           <w:lang w:val="es-ES"/>
         </w:rPr>
+        <w:lastRenderedPageBreak/>
         <w:t>Y por último cree el logout que lo que hace es destruir la token, y al no tener token pues vuelves al login.</w:t>
+      </w:r>
+    </w:p>
+    <w:p>
+      <w:pPr>
+        <w:tabs>
+          <w:tab w:val="left" w:pos="3300"/>
+        </w:tabs>
+        <w:jc w:val="right"/>
+        <w:rPr>
+          <w:rFonts w:ascii="Times New Roman" w:hAnsi="Times New Roman" w:cs="Times New Roman"/>
+          <w:sz w:val="24"/>
+          <w:szCs w:val="24"/>
+          <w:lang w:val="es-ES"/>
+        </w:rPr>
+      </w:pPr>
+      <w:r>
+        <w:rPr>
+          <w:rFonts w:ascii="Times New Roman" w:hAnsi="Times New Roman" w:cs="Times New Roman"/>
+          <w:sz w:val="24"/>
+          <w:szCs w:val="24"/>
+          <w:lang w:val="es-ES"/>
+        </w:rPr>
+        <w:t>Miércoles</w:t>
+      </w:r>
+      <w:r>
+        <w:rPr>
+          <w:rFonts w:ascii="Times New Roman" w:hAnsi="Times New Roman" w:cs="Times New Roman"/>
+          <w:sz w:val="24"/>
+          <w:szCs w:val="24"/>
+          <w:lang w:val="es-ES"/>
+        </w:rPr>
+        <w:t xml:space="preserve"> 5 de </w:t>
+      </w:r>
+      <w:proofErr w:type="gramStart"/>
+      <w:r>
+        <w:rPr>
+          <w:rFonts w:ascii="Times New Roman" w:hAnsi="Times New Roman" w:cs="Times New Roman"/>
+          <w:sz w:val="24"/>
+          <w:szCs w:val="24"/>
+          <w:lang w:val="es-ES"/>
+        </w:rPr>
+        <w:t>Marzo</w:t>
+      </w:r>
+      <w:proofErr w:type="gramEnd"/>
+      <w:r>
+        <w:rPr>
+          <w:rFonts w:ascii="Times New Roman" w:hAnsi="Times New Roman" w:cs="Times New Roman"/>
+          <w:sz w:val="24"/>
+          <w:szCs w:val="24"/>
+          <w:lang w:val="es-ES"/>
+        </w:rPr>
+        <w:t xml:space="preserve"> de 2026</w:t>
+      </w:r>
+      <w:r>
+        <w:rPr>
+          <w:rFonts w:ascii="Times New Roman" w:hAnsi="Times New Roman" w:cs="Times New Roman"/>
+          <w:sz w:val="24"/>
+          <w:szCs w:val="24"/>
+          <w:lang w:val="es-ES"/>
+        </w:rPr>
+        <w:t xml:space="preserve"> – Jueves 6 de marzo de 2026</w:t>
+      </w:r>
+    </w:p>
+    <w:p>
+      <w:pPr>
+        <w:tabs>
+          <w:tab w:val="left" w:pos="3300"/>
+        </w:tabs>
+        <w:rPr>
+          <w:rFonts w:ascii="Times New Roman" w:hAnsi="Times New Roman" w:cs="Times New Roman"/>
+          <w:b/>
+          <w:sz w:val="24"/>
+          <w:szCs w:val="24"/>
+          <w:lang w:val="es-ES"/>
+        </w:rPr>
+      </w:pPr>
+      <w:r>
+        <w:rPr>
+          <w:rFonts w:ascii="Times New Roman" w:hAnsi="Times New Roman" w:cs="Times New Roman"/>
+          <w:b/>
+          <w:sz w:val="24"/>
+          <w:szCs w:val="24"/>
+          <w:lang w:val="es-ES"/>
+        </w:rPr>
+        <w:t>17 Optimización.</w:t>
+      </w:r>
+    </w:p>
+    <w:p>
+      <w:pPr>
+        <w:tabs>
+          <w:tab w:val="left" w:pos="3300"/>
+        </w:tabs>
+        <w:rPr>
+          <w:rFonts w:ascii="Times New Roman" w:hAnsi="Times New Roman" w:cs="Times New Roman"/>
+          <w:sz w:val="24"/>
+          <w:szCs w:val="24"/>
+          <w:lang w:val="es-ES"/>
+        </w:rPr>
+      </w:pPr>
+      <w:r>
+        <w:rPr>
+          <w:rFonts w:ascii="Times New Roman" w:hAnsi="Times New Roman" w:cs="Times New Roman"/>
+          <w:sz w:val="24"/>
+          <w:szCs w:val="24"/>
+          <w:lang w:val="es-ES"/>
+        </w:rPr>
+        <w:t>T</w:t>
+      </w:r>
+      <w:r>
+        <w:rPr>
+          <w:rFonts w:ascii="Times New Roman" w:hAnsi="Times New Roman" w:cs="Times New Roman"/>
+          <w:sz w:val="24"/>
+          <w:szCs w:val="24"/>
+          <w:lang w:val="es-ES"/>
+        </w:rPr>
+        <w:t xml:space="preserve">uve un problema que era que las peticiones se realizaban muy lento en </w:t>
+      </w:r>
+      <w:r>
+        <w:rPr>
+          <w:rFonts w:ascii="Times New Roman" w:hAnsi="Times New Roman" w:cs="Times New Roman"/>
+          <w:sz w:val="24"/>
+          <w:szCs w:val="24"/>
+          <w:lang w:val="es-ES"/>
+        </w:rPr>
+        <w:t>de 2 a 2.3</w:t>
+      </w:r>
+      <w:r>
+        <w:rPr>
+          <w:rFonts w:ascii="Times New Roman" w:hAnsi="Times New Roman" w:cs="Times New Roman"/>
+          <w:sz w:val="24"/>
+          <w:szCs w:val="24"/>
+          <w:lang w:val="es-ES"/>
+        </w:rPr>
+        <w:t xml:space="preserve"> segundos se demoraba en traerlos</w:t>
+      </w:r>
+      <w:r>
+        <w:rPr>
+          <w:rFonts w:ascii="Times New Roman" w:hAnsi="Times New Roman" w:cs="Times New Roman"/>
+          <w:sz w:val="24"/>
+          <w:szCs w:val="24"/>
+          <w:lang w:val="es-ES"/>
+        </w:rPr>
+        <w:t xml:space="preserve"> por eso decidí optimizar la aplicación buscando donde estaba el error.</w:t>
+      </w:r>
+    </w:p>
+    <w:p>
+      <w:pPr>
+        <w:tabs>
+          <w:tab w:val="left" w:pos="3300"/>
+        </w:tabs>
+        <w:rPr>
+          <w:rFonts w:ascii="Times New Roman" w:hAnsi="Times New Roman" w:cs="Times New Roman"/>
+          <w:b/>
+          <w:sz w:val="24"/>
+          <w:szCs w:val="24"/>
+          <w:lang w:val="es-ES"/>
+        </w:rPr>
+      </w:pPr>
+      <w:r>
+        <w:rPr>
+          <w:rFonts w:ascii="Times New Roman" w:hAnsi="Times New Roman" w:cs="Times New Roman"/>
+          <w:b/>
+          <w:noProof/>
+          <w:sz w:val="24"/>
+          <w:szCs w:val="24"/>
+          <w:lang w:val="en-US"/>
+        </w:rPr>
+        <w:drawing>
+          <wp:inline distT="0" distB="0" distL="0" distR="0">
+            <wp:extent cx="4200525" cy="1381954"/>
+            <wp:effectExtent l="0" t="0" r="0" b="8890"/>
+            <wp:docPr id="1" name="Imagen 1" descr="C:\Users\Mauricio\Pictures\Screenshots\Captura de pantalla (23).png"/>
+            <wp:cNvGraphicFramePr>
+              <a:graphicFrameLocks xmlns:a="http://schemas.openxmlformats.org/drawingml/2006/main" noChangeAspect="1"/>
+            </wp:cNvGraphicFramePr>
+            <a:graphic xmlns:a="http://schemas.openxmlformats.org/drawingml/2006/main">
+              <a:graphicData uri="http://schemas.openxmlformats.org/drawingml/2006/picture">
+                <pic:pic xmlns:pic="http://schemas.openxmlformats.org/drawingml/2006/picture">
+                  <pic:nvPicPr>
+                    <pic:cNvPr id="0" name="Picture 1" descr="C:\Users\Mauricio\Pictures\Screenshots\Captura de pantalla (23).png"/>
+                    <pic:cNvPicPr>
+                      <a:picLocks noChangeAspect="1" noChangeArrowheads="1"/>
+                    </pic:cNvPicPr>
+                  </pic:nvPicPr>
+                  <pic:blipFill rotWithShape="1">
+                    <a:blip r:embed="rId5">
+                      <a:extLst>
+                        <a:ext uri="{28A0092B-C50C-407E-A947-70E740481C1C}">
+                          <a14:useLocalDpi xmlns:a14="http://schemas.microsoft.com/office/drawing/2010/main" val="0"/>
+                        </a:ext>
+                      </a:extLst>
+                    </a:blip>
+                    <a:srcRect l="53472" t="40025" b="32748"/>
+                    <a:stretch/>
+                  </pic:blipFill>
+                  <pic:spPr bwMode="auto">
+                    <a:xfrm>
+                      <a:off x="0" y="0"/>
+                      <a:ext cx="4235108" cy="1393332"/>
+                    </a:xfrm>
+                    <a:prstGeom prst="rect">
+                      <a:avLst/>
+                    </a:prstGeom>
+                    <a:noFill/>
+                    <a:ln>
+                      <a:noFill/>
+                    </a:ln>
+                    <a:extLst>
+                      <a:ext uri="{53640926-AAD7-44D8-BBD7-CCE9431645EC}">
+                        <a14:shadowObscured xmlns:a14="http://schemas.microsoft.com/office/drawing/2010/main"/>
+                      </a:ext>
+                    </a:extLst>
+                  </pic:spPr>
+                </pic:pic>
+              </a:graphicData>
+            </a:graphic>
+          </wp:inline>
+        </w:drawing>
+      </w:r>
+    </w:p>
+    <w:p>
+      <w:pPr>
+        <w:tabs>
+          <w:tab w:val="left" w:pos="3300"/>
+        </w:tabs>
+        <w:rPr>
+          <w:rFonts w:ascii="Times New Roman" w:hAnsi="Times New Roman" w:cs="Times New Roman"/>
+          <w:sz w:val="24"/>
+          <w:szCs w:val="24"/>
+          <w:lang w:val="es-ES"/>
+        </w:rPr>
+      </w:pPr>
+      <w:r>
+        <w:rPr>
+          <w:rFonts w:ascii="Times New Roman" w:hAnsi="Times New Roman" w:cs="Times New Roman"/>
+          <w:sz w:val="24"/>
+          <w:szCs w:val="24"/>
+          <w:lang w:val="es-ES"/>
+        </w:rPr>
+        <w:t xml:space="preserve">Para optimizar un poquito la página, reduje un poquito las peticiones que se le hacían al back, las </w:t>
+      </w:r>
+      <w:proofErr w:type="spellStart"/>
+      <w:r>
+        <w:rPr>
+          <w:rFonts w:ascii="Times New Roman" w:hAnsi="Times New Roman" w:cs="Times New Roman"/>
+          <w:sz w:val="24"/>
+          <w:szCs w:val="24"/>
+          <w:lang w:val="es-ES"/>
+        </w:rPr>
+        <w:t>uni</w:t>
+      </w:r>
+      <w:proofErr w:type="spellEnd"/>
+      <w:r>
+        <w:rPr>
+          <w:rFonts w:ascii="Times New Roman" w:hAnsi="Times New Roman" w:cs="Times New Roman"/>
+          <w:sz w:val="24"/>
+          <w:szCs w:val="24"/>
+          <w:lang w:val="es-ES"/>
+        </w:rPr>
+        <w:t xml:space="preserve">, para esto las peticiones de promedio, básicamente en ese </w:t>
+      </w:r>
+      <w:proofErr w:type="spellStart"/>
+      <w:r>
+        <w:rPr>
+          <w:rFonts w:ascii="Times New Roman" w:hAnsi="Times New Roman" w:cs="Times New Roman"/>
+          <w:sz w:val="24"/>
+          <w:szCs w:val="24"/>
+          <w:lang w:val="es-ES"/>
+        </w:rPr>
+        <w:t>get</w:t>
+      </w:r>
+      <w:proofErr w:type="spellEnd"/>
+      <w:r>
+        <w:rPr>
+          <w:rFonts w:ascii="Times New Roman" w:hAnsi="Times New Roman" w:cs="Times New Roman"/>
+          <w:sz w:val="24"/>
+          <w:szCs w:val="24"/>
+          <w:lang w:val="es-ES"/>
+        </w:rPr>
+        <w:t xml:space="preserve"> traje todo lo de la Dashboard, La lista de valores que necesita la tabla de </w:t>
+      </w:r>
+      <w:proofErr w:type="spellStart"/>
+      <w:r>
+        <w:rPr>
+          <w:rFonts w:ascii="Times New Roman" w:hAnsi="Times New Roman" w:cs="Times New Roman"/>
+          <w:sz w:val="24"/>
+          <w:szCs w:val="24"/>
+          <w:lang w:val="es-ES"/>
+        </w:rPr>
+        <w:t>pagina</w:t>
+      </w:r>
+      <w:proofErr w:type="spellEnd"/>
+      <w:r>
+        <w:rPr>
+          <w:rFonts w:ascii="Times New Roman" w:hAnsi="Times New Roman" w:cs="Times New Roman"/>
+          <w:sz w:val="24"/>
+          <w:szCs w:val="24"/>
+          <w:lang w:val="es-ES"/>
+        </w:rPr>
+        <w:t xml:space="preserve"> principal temperatura máxima y </w:t>
+      </w:r>
+      <w:proofErr w:type="spellStart"/>
+      <w:r>
+        <w:rPr>
+          <w:rFonts w:ascii="Times New Roman" w:hAnsi="Times New Roman" w:cs="Times New Roman"/>
+          <w:sz w:val="24"/>
+          <w:szCs w:val="24"/>
+          <w:lang w:val="es-ES"/>
+        </w:rPr>
+        <w:t>minima</w:t>
+      </w:r>
+      <w:proofErr w:type="spellEnd"/>
+      <w:r>
+        <w:rPr>
+          <w:rFonts w:ascii="Times New Roman" w:hAnsi="Times New Roman" w:cs="Times New Roman"/>
+          <w:sz w:val="24"/>
+          <w:szCs w:val="24"/>
+          <w:lang w:val="es-ES"/>
+        </w:rPr>
+        <w:t xml:space="preserve">, las puse en un solo </w:t>
+      </w:r>
+      <w:proofErr w:type="spellStart"/>
+      <w:r>
+        <w:rPr>
+          <w:rFonts w:ascii="Times New Roman" w:hAnsi="Times New Roman" w:cs="Times New Roman"/>
+          <w:sz w:val="24"/>
+          <w:szCs w:val="24"/>
+          <w:lang w:val="es-ES"/>
+        </w:rPr>
+        <w:t>get</w:t>
+      </w:r>
+      <w:proofErr w:type="spellEnd"/>
+      <w:r>
+        <w:rPr>
+          <w:rFonts w:ascii="Times New Roman" w:hAnsi="Times New Roman" w:cs="Times New Roman"/>
+          <w:sz w:val="24"/>
+          <w:szCs w:val="24"/>
+          <w:lang w:val="es-ES"/>
+        </w:rPr>
+        <w:t xml:space="preserve"> en la Api, para al hacer un solo llamado a este método</w:t>
+      </w:r>
+      <w:r>
+        <w:rPr>
+          <w:rFonts w:ascii="Times New Roman" w:hAnsi="Times New Roman" w:cs="Times New Roman"/>
+          <w:sz w:val="24"/>
+          <w:szCs w:val="24"/>
+          <w:lang w:val="es-ES"/>
+        </w:rPr>
+        <w:t xml:space="preserve"> llegara todas</w:t>
+      </w:r>
+      <w:r>
+        <w:rPr>
+          <w:rFonts w:ascii="Times New Roman" w:hAnsi="Times New Roman" w:cs="Times New Roman"/>
+          <w:sz w:val="24"/>
+          <w:szCs w:val="24"/>
+          <w:lang w:val="es-ES"/>
+        </w:rPr>
+        <w:t xml:space="preserve"> las estadísticas necesarias para mostrar</w:t>
+      </w:r>
+      <w:r>
+        <w:rPr>
+          <w:rFonts w:ascii="Times New Roman" w:hAnsi="Times New Roman" w:cs="Times New Roman"/>
+          <w:sz w:val="24"/>
+          <w:szCs w:val="24"/>
+          <w:lang w:val="es-ES"/>
+        </w:rPr>
+        <w:t xml:space="preserve">, después de esto, también ajuste el JS para que no hubieran fallas con los nuevos llamados, borré los llamados separados de máximo, </w:t>
+      </w:r>
+      <w:proofErr w:type="spellStart"/>
+      <w:r>
+        <w:rPr>
+          <w:rFonts w:ascii="Times New Roman" w:hAnsi="Times New Roman" w:cs="Times New Roman"/>
+          <w:sz w:val="24"/>
+          <w:szCs w:val="24"/>
+          <w:lang w:val="es-ES"/>
+        </w:rPr>
+        <w:t>minimo</w:t>
+      </w:r>
+      <w:proofErr w:type="spellEnd"/>
+      <w:r>
+        <w:rPr>
+          <w:rFonts w:ascii="Times New Roman" w:hAnsi="Times New Roman" w:cs="Times New Roman"/>
+          <w:sz w:val="24"/>
+          <w:szCs w:val="24"/>
+          <w:lang w:val="es-ES"/>
+        </w:rPr>
+        <w:t>, promedio, y el registro de datos, todo esto lo puse en una misma función y ya solo se hace llamado a esa función para cargar el Dashboard, aunque esto no redujo mucho el llamado, para arreglar esto problema de la llamada lenta, primero cree una función global en la API para la BD, metí la conexión en una variable global.</w:t>
+      </w:r>
+    </w:p>
+    <w:p>
+      <w:pPr>
+        <w:pStyle w:val="Prrafodelista"/>
+        <w:tabs>
+          <w:tab w:val="left" w:pos="3300"/>
+        </w:tabs>
+        <w:rPr>
+          <w:rFonts w:ascii="Times New Roman" w:hAnsi="Times New Roman" w:cs="Times New Roman"/>
+          <w:sz w:val="24"/>
+          <w:szCs w:val="24"/>
+          <w:lang w:val="es-ES"/>
+        </w:rPr>
+      </w:pPr>
+      <w:r>
+        <w:rPr>
+          <w:noProof/>
+          <w:lang w:val="en-US"/>
+        </w:rPr>
+        <w:drawing>
+          <wp:inline distT="0" distB="0" distL="0" distR="0" wp14:anchorId="3CDAB2DF" wp14:editId="4F5F949F">
+            <wp:extent cx="2383104" cy="1181100"/>
+            <wp:effectExtent l="0" t="0" r="0" b="0"/>
+            <wp:docPr id="2" name="Imagen 2"/>
+            <wp:cNvGraphicFramePr>
+              <a:graphicFrameLocks xmlns:a="http://schemas.openxmlformats.org/drawingml/2006/main" noChangeAspect="1"/>
+            </wp:cNvGraphicFramePr>
+            <a:graphic xmlns:a="http://schemas.openxmlformats.org/drawingml/2006/main">
+              <a:graphicData uri="http://schemas.openxmlformats.org/drawingml/2006/picture">
+                <pic:pic xmlns:pic="http://schemas.openxmlformats.org/drawingml/2006/picture">
+                  <pic:nvPicPr>
+                    <pic:cNvPr id="1" name=""/>
+                    <pic:cNvPicPr/>
+                  </pic:nvPicPr>
+                  <pic:blipFill rotWithShape="1">
+                    <a:blip r:embed="rId6"/>
+                    <a:srcRect l="25797" t="20226" r="35506" b="45663"/>
+                    <a:stretch/>
+                  </pic:blipFill>
+                  <pic:spPr bwMode="auto">
+                    <a:xfrm>
+                      <a:off x="0" y="0"/>
+                      <a:ext cx="2465369" cy="1221872"/>
+                    </a:xfrm>
+                    <a:prstGeom prst="rect">
+                      <a:avLst/>
+                    </a:prstGeom>
+                    <a:ln>
+                      <a:noFill/>
+                    </a:ln>
+                    <a:extLst>
+                      <a:ext uri="{53640926-AAD7-44D8-BBD7-CCE9431645EC}">
+                        <a14:shadowObscured xmlns:a14="http://schemas.microsoft.com/office/drawing/2010/main"/>
+                      </a:ext>
+                    </a:extLst>
+                  </pic:spPr>
+                </pic:pic>
+              </a:graphicData>
+            </a:graphic>
+          </wp:inline>
+        </w:drawing>
+      </w:r>
+    </w:p>
+    <w:p>
+      <w:pPr>
+        <w:tabs>
+          <w:tab w:val="left" w:pos="3300"/>
+        </w:tabs>
+        <w:rPr>
+          <w:rFonts w:ascii="Times New Roman" w:hAnsi="Times New Roman" w:cs="Times New Roman"/>
+          <w:sz w:val="24"/>
+          <w:szCs w:val="24"/>
+          <w:lang w:val="es-ES"/>
+        </w:rPr>
+      </w:pPr>
+      <w:r>
+        <w:rPr>
+          <w:rFonts w:ascii="Times New Roman" w:hAnsi="Times New Roman" w:cs="Times New Roman"/>
+          <w:sz w:val="24"/>
+          <w:szCs w:val="24"/>
+          <w:lang w:val="es-ES"/>
+        </w:rPr>
+        <w:t xml:space="preserve">Yo antes de notar y corregir este problema, en cada método que tenía creaba una variable local para la conexión, la metía ahí, y la cerraba cuando acabara el método, pero al parecer en este equipo trabajando en local eso ralentiza mucho la </w:t>
+      </w:r>
+      <w:proofErr w:type="spellStart"/>
+      <w:r>
+        <w:rPr>
+          <w:rFonts w:ascii="Times New Roman" w:hAnsi="Times New Roman" w:cs="Times New Roman"/>
+          <w:sz w:val="24"/>
+          <w:szCs w:val="24"/>
+          <w:lang w:val="es-ES"/>
+        </w:rPr>
+        <w:t>pagina</w:t>
+      </w:r>
+      <w:proofErr w:type="spellEnd"/>
+      <w:r>
+        <w:rPr>
+          <w:rFonts w:ascii="Times New Roman" w:hAnsi="Times New Roman" w:cs="Times New Roman"/>
+          <w:sz w:val="24"/>
+          <w:szCs w:val="24"/>
+          <w:lang w:val="es-ES"/>
+        </w:rPr>
+        <w:t>, con eso ya se redujo bastante el tiempo de espera de las peticiones</w:t>
+      </w:r>
+    </w:p>
+    <w:p>
+      <w:pPr>
+        <w:pStyle w:val="Prrafodelista"/>
+        <w:tabs>
+          <w:tab w:val="left" w:pos="3300"/>
+        </w:tabs>
+        <w:rPr>
+          <w:rFonts w:ascii="Times New Roman" w:hAnsi="Times New Roman" w:cs="Times New Roman"/>
+          <w:sz w:val="24"/>
+          <w:szCs w:val="24"/>
+          <w:lang w:val="es-ES"/>
+        </w:rPr>
+      </w:pPr>
+      <w:r>
+        <w:rPr>
+          <w:rFonts w:ascii="Times New Roman" w:hAnsi="Times New Roman" w:cs="Times New Roman"/>
+          <w:noProof/>
+          <w:sz w:val="24"/>
+          <w:szCs w:val="24"/>
+          <w:lang w:val="en-US"/>
+        </w:rPr>
+        <w:lastRenderedPageBreak/>
+        <w:drawing>
+          <wp:inline distT="0" distB="0" distL="0" distR="0">
+            <wp:extent cx="4410075" cy="1942344"/>
+            <wp:effectExtent l="0" t="0" r="0" b="1270"/>
+            <wp:docPr id="3" name="Imagen 3" descr="C:\Users\Mauricio\Pictures\Screenshots\Captura de pantalla (30).png"/>
+            <wp:cNvGraphicFramePr>
+              <a:graphicFrameLocks xmlns:a="http://schemas.openxmlformats.org/drawingml/2006/main" noChangeAspect="1"/>
+            </wp:cNvGraphicFramePr>
+            <a:graphic xmlns:a="http://schemas.openxmlformats.org/drawingml/2006/main">
+              <a:graphicData uri="http://schemas.openxmlformats.org/drawingml/2006/picture">
+                <pic:pic xmlns:pic="http://schemas.openxmlformats.org/drawingml/2006/picture">
+                  <pic:nvPicPr>
+                    <pic:cNvPr id="0" name="Picture 2" descr="C:\Users\Mauricio\Pictures\Screenshots\Captura de pantalla (30).png"/>
+                    <pic:cNvPicPr>
+                      <a:picLocks noChangeAspect="1" noChangeArrowheads="1"/>
+                    </pic:cNvPicPr>
+                  </pic:nvPicPr>
+                  <pic:blipFill rotWithShape="1">
+                    <a:blip r:embed="rId7">
+                      <a:extLst>
+                        <a:ext uri="{28A0092B-C50C-407E-A947-70E740481C1C}">
+                          <a14:useLocalDpi xmlns:a14="http://schemas.microsoft.com/office/drawing/2010/main" val="0"/>
+                        </a:ext>
+                      </a:extLst>
+                    </a:blip>
+                    <a:srcRect l="53642" t="40459" r="-668" b="22702"/>
+                    <a:stretch/>
+                  </pic:blipFill>
+                  <pic:spPr bwMode="auto">
+                    <a:xfrm>
+                      <a:off x="0" y="0"/>
+                      <a:ext cx="4429486" cy="1950893"/>
+                    </a:xfrm>
+                    <a:prstGeom prst="rect">
+                      <a:avLst/>
+                    </a:prstGeom>
+                    <a:noFill/>
+                    <a:ln>
+                      <a:noFill/>
+                    </a:ln>
+                    <a:extLst>
+                      <a:ext uri="{53640926-AAD7-44D8-BBD7-CCE9431645EC}">
+                        <a14:shadowObscured xmlns:a14="http://schemas.microsoft.com/office/drawing/2010/main"/>
+                      </a:ext>
+                    </a:extLst>
+                  </pic:spPr>
+                </pic:pic>
+              </a:graphicData>
+            </a:graphic>
+          </wp:inline>
+        </w:drawing>
+      </w:r>
+    </w:p>
+    <w:p>
+      <w:pPr>
+        <w:pStyle w:val="Prrafodelista"/>
+        <w:tabs>
+          <w:tab w:val="left" w:pos="3300"/>
+        </w:tabs>
+        <w:rPr>
+          <w:rFonts w:ascii="Times New Roman" w:hAnsi="Times New Roman" w:cs="Times New Roman"/>
+          <w:sz w:val="24"/>
+          <w:szCs w:val="24"/>
+          <w:lang w:val="es-ES"/>
+        </w:rPr>
+      </w:pPr>
+    </w:p>
+    <w:p>
+      <w:pPr>
+        <w:tabs>
+          <w:tab w:val="left" w:pos="3300"/>
+        </w:tabs>
+        <w:rPr>
+          <w:rFonts w:ascii="Times New Roman" w:hAnsi="Times New Roman" w:cs="Times New Roman"/>
+          <w:sz w:val="24"/>
+          <w:szCs w:val="24"/>
+          <w:lang w:val="es-ES"/>
+        </w:rPr>
+      </w:pPr>
+      <w:r>
+        <w:rPr>
+          <w:rFonts w:ascii="Times New Roman" w:hAnsi="Times New Roman" w:cs="Times New Roman"/>
+          <w:sz w:val="24"/>
+          <w:szCs w:val="24"/>
+          <w:lang w:val="es-ES"/>
+        </w:rPr>
+        <w:t>También con lo que hice al principio reduje las peticiones de 13 a 5.</w:t>
+      </w:r>
+    </w:p>
+    <w:p>
+      <w:pPr>
+        <w:tabs>
+          <w:tab w:val="left" w:pos="3300"/>
+        </w:tabs>
+        <w:rPr>
+          <w:rFonts w:ascii="Times New Roman" w:hAnsi="Times New Roman" w:cs="Times New Roman"/>
+          <w:b/>
+          <w:sz w:val="24"/>
+          <w:szCs w:val="24"/>
+          <w:lang w:val="es-ES"/>
+        </w:rPr>
+      </w:pPr>
+      <w:r>
+        <w:rPr>
+          <w:rFonts w:ascii="Times New Roman" w:hAnsi="Times New Roman" w:cs="Times New Roman"/>
+          <w:b/>
+          <w:sz w:val="24"/>
+          <w:szCs w:val="24"/>
+          <w:lang w:val="es-ES"/>
+        </w:rPr>
+        <w:t>18</w:t>
+      </w:r>
+      <w:r>
+        <w:rPr>
+          <w:rFonts w:ascii="Times New Roman" w:hAnsi="Times New Roman" w:cs="Times New Roman"/>
+          <w:b/>
+          <w:sz w:val="24"/>
+          <w:szCs w:val="24"/>
+          <w:lang w:val="es-ES"/>
+        </w:rPr>
+        <w:t>.</w:t>
+      </w:r>
+      <w:r>
+        <w:rPr>
+          <w:rFonts w:ascii="Times New Roman" w:hAnsi="Times New Roman" w:cs="Times New Roman"/>
+          <w:sz w:val="24"/>
+          <w:szCs w:val="24"/>
+          <w:lang w:val="es-ES"/>
+        </w:rPr>
+        <w:t xml:space="preserve"> </w:t>
+      </w:r>
+      <w:r>
+        <w:rPr>
+          <w:rFonts w:ascii="Times New Roman" w:hAnsi="Times New Roman" w:cs="Times New Roman"/>
+          <w:b/>
+          <w:sz w:val="24"/>
+          <w:szCs w:val="24"/>
+          <w:lang w:val="es-ES"/>
+        </w:rPr>
+        <w:t>Paginación</w:t>
+      </w:r>
+      <w:r>
+        <w:rPr>
+          <w:rFonts w:ascii="Times New Roman" w:hAnsi="Times New Roman" w:cs="Times New Roman"/>
+          <w:b/>
+          <w:sz w:val="24"/>
+          <w:szCs w:val="24"/>
+          <w:lang w:val="es-ES"/>
+        </w:rPr>
+        <w:t>.</w:t>
+      </w:r>
+    </w:p>
+    <w:p>
+      <w:pPr>
+        <w:tabs>
+          <w:tab w:val="left" w:pos="3300"/>
+        </w:tabs>
+        <w:rPr>
+          <w:rFonts w:ascii="Times New Roman" w:hAnsi="Times New Roman" w:cs="Times New Roman"/>
+          <w:sz w:val="24"/>
+          <w:szCs w:val="24"/>
+          <w:lang w:val="es-ES"/>
+        </w:rPr>
+      </w:pPr>
+      <w:r>
+        <w:rPr>
+          <w:rFonts w:ascii="Times New Roman" w:hAnsi="Times New Roman" w:cs="Times New Roman"/>
+          <w:sz w:val="24"/>
+          <w:szCs w:val="24"/>
+          <w:lang w:val="es-ES"/>
+        </w:rPr>
+        <w:t xml:space="preserve">Esto lo hice solo con el JavaScript, para esto, primero cree una lista en el </w:t>
+      </w:r>
+      <w:proofErr w:type="spellStart"/>
+      <w:r>
+        <w:rPr>
+          <w:rFonts w:ascii="Times New Roman" w:hAnsi="Times New Roman" w:cs="Times New Roman"/>
+          <w:sz w:val="24"/>
+          <w:szCs w:val="24"/>
+          <w:lang w:val="es-ES"/>
+        </w:rPr>
+        <w:t>html</w:t>
+      </w:r>
+      <w:proofErr w:type="spellEnd"/>
+      <w:r>
+        <w:rPr>
+          <w:rFonts w:ascii="Times New Roman" w:hAnsi="Times New Roman" w:cs="Times New Roman"/>
+          <w:sz w:val="24"/>
+          <w:szCs w:val="24"/>
+          <w:lang w:val="es-ES"/>
+        </w:rPr>
+        <w:t xml:space="preserve"> de los datos por </w:t>
+      </w:r>
+      <w:proofErr w:type="spellStart"/>
+      <w:r>
+        <w:rPr>
+          <w:rFonts w:ascii="Times New Roman" w:hAnsi="Times New Roman" w:cs="Times New Roman"/>
+          <w:sz w:val="24"/>
+          <w:szCs w:val="24"/>
+          <w:lang w:val="es-ES"/>
+        </w:rPr>
+        <w:t>pagina</w:t>
+      </w:r>
+      <w:proofErr w:type="spellEnd"/>
+      <w:r>
+        <w:rPr>
+          <w:rFonts w:ascii="Times New Roman" w:hAnsi="Times New Roman" w:cs="Times New Roman"/>
+          <w:sz w:val="24"/>
+          <w:szCs w:val="24"/>
+          <w:lang w:val="es-ES"/>
+        </w:rPr>
+        <w:t xml:space="preserve">, en mi caso puse 5,10,20. Cada que cambias el dato se </w:t>
+      </w:r>
+      <w:proofErr w:type="spellStart"/>
+      <w:r>
+        <w:rPr>
+          <w:rFonts w:ascii="Times New Roman" w:hAnsi="Times New Roman" w:cs="Times New Roman"/>
+          <w:sz w:val="24"/>
+          <w:szCs w:val="24"/>
+          <w:lang w:val="es-ES"/>
+        </w:rPr>
+        <w:t>renderiza</w:t>
+      </w:r>
+      <w:proofErr w:type="spellEnd"/>
+      <w:r>
+        <w:rPr>
+          <w:rFonts w:ascii="Times New Roman" w:hAnsi="Times New Roman" w:cs="Times New Roman"/>
+          <w:sz w:val="24"/>
+          <w:szCs w:val="24"/>
+          <w:lang w:val="es-ES"/>
+        </w:rPr>
+        <w:t xml:space="preserve"> la tabla con el nuevo </w:t>
+      </w:r>
+      <w:proofErr w:type="spellStart"/>
+      <w:r>
+        <w:rPr>
+          <w:rFonts w:ascii="Times New Roman" w:hAnsi="Times New Roman" w:cs="Times New Roman"/>
+          <w:sz w:val="24"/>
+          <w:szCs w:val="24"/>
+          <w:lang w:val="es-ES"/>
+        </w:rPr>
+        <w:t>numero</w:t>
+      </w:r>
+      <w:proofErr w:type="spellEnd"/>
+      <w:r>
+        <w:rPr>
+          <w:rFonts w:ascii="Times New Roman" w:hAnsi="Times New Roman" w:cs="Times New Roman"/>
+          <w:sz w:val="24"/>
+          <w:szCs w:val="24"/>
+          <w:lang w:val="es-ES"/>
+        </w:rPr>
+        <w:t xml:space="preserve"> de datos, para el método de paginación como tal, se toma el </w:t>
+      </w:r>
+      <w:proofErr w:type="spellStart"/>
+      <w:r>
+        <w:rPr>
+          <w:rFonts w:ascii="Times New Roman" w:hAnsi="Times New Roman" w:cs="Times New Roman"/>
+          <w:sz w:val="24"/>
+          <w:szCs w:val="24"/>
+          <w:lang w:val="es-ES"/>
+        </w:rPr>
+        <w:t>numero</w:t>
+      </w:r>
+      <w:proofErr w:type="spellEnd"/>
+      <w:r>
+        <w:rPr>
+          <w:rFonts w:ascii="Times New Roman" w:hAnsi="Times New Roman" w:cs="Times New Roman"/>
+          <w:sz w:val="24"/>
+          <w:szCs w:val="24"/>
+          <w:lang w:val="es-ES"/>
+        </w:rPr>
+        <w:t xml:space="preserve"> de registros que hay en la variable global que tiene todos estos datos actualizados, y se divide entre el </w:t>
+      </w:r>
+      <w:proofErr w:type="spellStart"/>
+      <w:r>
+        <w:rPr>
+          <w:rFonts w:ascii="Times New Roman" w:hAnsi="Times New Roman" w:cs="Times New Roman"/>
+          <w:sz w:val="24"/>
+          <w:szCs w:val="24"/>
+          <w:lang w:val="es-ES"/>
+        </w:rPr>
+        <w:t>numero</w:t>
+      </w:r>
+      <w:proofErr w:type="spellEnd"/>
+      <w:r>
+        <w:rPr>
+          <w:rFonts w:ascii="Times New Roman" w:hAnsi="Times New Roman" w:cs="Times New Roman"/>
+          <w:sz w:val="24"/>
+          <w:szCs w:val="24"/>
+          <w:lang w:val="es-ES"/>
+        </w:rPr>
+        <w:t xml:space="preserve"> de datos que el usuario quiere por página, y con un ciclo se insertan los datos de la primera página, y con otra función cuando se cambia de </w:t>
+      </w:r>
+      <w:proofErr w:type="spellStart"/>
+      <w:r>
+        <w:rPr>
+          <w:rFonts w:ascii="Times New Roman" w:hAnsi="Times New Roman" w:cs="Times New Roman"/>
+          <w:sz w:val="24"/>
+          <w:szCs w:val="24"/>
+          <w:lang w:val="es-ES"/>
+        </w:rPr>
+        <w:t>pagina</w:t>
+      </w:r>
+      <w:proofErr w:type="spellEnd"/>
+      <w:r>
+        <w:rPr>
+          <w:rFonts w:ascii="Times New Roman" w:hAnsi="Times New Roman" w:cs="Times New Roman"/>
+          <w:sz w:val="24"/>
+          <w:szCs w:val="24"/>
+          <w:lang w:val="es-ES"/>
+        </w:rPr>
+        <w:t xml:space="preserve"> se muestran los siguientes y </w:t>
+      </w:r>
+      <w:proofErr w:type="spellStart"/>
+      <w:r>
+        <w:rPr>
+          <w:rFonts w:ascii="Times New Roman" w:hAnsi="Times New Roman" w:cs="Times New Roman"/>
+          <w:sz w:val="24"/>
+          <w:szCs w:val="24"/>
+          <w:lang w:val="es-ES"/>
+        </w:rPr>
+        <w:t>asi</w:t>
+      </w:r>
+      <w:proofErr w:type="spellEnd"/>
+      <w:r>
+        <w:rPr>
+          <w:rFonts w:ascii="Times New Roman" w:hAnsi="Times New Roman" w:cs="Times New Roman"/>
+          <w:sz w:val="24"/>
+          <w:szCs w:val="24"/>
+          <w:lang w:val="es-ES"/>
+        </w:rPr>
+        <w:t xml:space="preserve"> hasta acabar.</w:t>
+      </w:r>
+    </w:p>
+    <w:p>
+      <w:pPr>
+        <w:tabs>
+          <w:tab w:val="left" w:pos="3300"/>
+        </w:tabs>
+        <w:rPr>
+          <w:rFonts w:ascii="Times New Roman" w:hAnsi="Times New Roman" w:cs="Times New Roman"/>
+          <w:sz w:val="24"/>
+          <w:szCs w:val="24"/>
+          <w:lang w:val="es-ES"/>
+        </w:rPr>
+      </w:pPr>
+      <w:r>
+        <w:rPr>
+          <w:noProof/>
+          <w:lang w:val="en-US"/>
+        </w:rPr>
+        <w:drawing>
+          <wp:inline distT="0" distB="0" distL="0" distR="0" wp14:anchorId="65E5531C" wp14:editId="2A138358">
+            <wp:extent cx="4857750" cy="2802106"/>
+            <wp:effectExtent l="0" t="0" r="0" b="0"/>
+            <wp:docPr id="4" name="Imagen 4"/>
+            <wp:cNvGraphicFramePr>
+              <a:graphicFrameLocks xmlns:a="http://schemas.openxmlformats.org/drawingml/2006/main" noChangeAspect="1"/>
+            </wp:cNvGraphicFramePr>
+            <a:graphic xmlns:a="http://schemas.openxmlformats.org/drawingml/2006/main">
+              <a:graphicData uri="http://schemas.openxmlformats.org/drawingml/2006/picture">
+                <pic:pic xmlns:pic="http://schemas.openxmlformats.org/drawingml/2006/picture">
+                  <pic:nvPicPr>
+                    <pic:cNvPr id="1" name=""/>
+                    <pic:cNvPicPr/>
+                  </pic:nvPicPr>
+                  <pic:blipFill rotWithShape="1">
+                    <a:blip r:embed="rId8"/>
+                    <a:srcRect l="28513" t="13586" r="-305" b="12759"/>
+                    <a:stretch/>
+                  </pic:blipFill>
+                  <pic:spPr bwMode="auto">
+                    <a:xfrm>
+                      <a:off x="0" y="0"/>
+                      <a:ext cx="4868587" cy="2808357"/>
+                    </a:xfrm>
+                    <a:prstGeom prst="rect">
+                      <a:avLst/>
+                    </a:prstGeom>
+                    <a:ln>
+                      <a:noFill/>
+                    </a:ln>
+                    <a:extLst>
+                      <a:ext uri="{53640926-AAD7-44D8-BBD7-CCE9431645EC}">
+                        <a14:shadowObscured xmlns:a14="http://schemas.microsoft.com/office/drawing/2010/main"/>
+                      </a:ext>
+                    </a:extLst>
+                  </pic:spPr>
+                </pic:pic>
+              </a:graphicData>
+            </a:graphic>
+          </wp:inline>
+        </w:drawing>
+      </w:r>
+    </w:p>
+    <w:p>
+      <w:pPr>
+        <w:tabs>
+          <w:tab w:val="left" w:pos="3300"/>
+        </w:tabs>
+        <w:rPr>
+          <w:rFonts w:ascii="Times New Roman" w:hAnsi="Times New Roman" w:cs="Times New Roman"/>
+          <w:b/>
+          <w:sz w:val="24"/>
+          <w:szCs w:val="24"/>
+          <w:lang w:val="es-ES"/>
+        </w:rPr>
+      </w:pPr>
+      <w:r>
+        <w:rPr>
+          <w:rFonts w:ascii="Times New Roman" w:hAnsi="Times New Roman" w:cs="Times New Roman"/>
+          <w:b/>
+          <w:sz w:val="24"/>
+          <w:szCs w:val="24"/>
+          <w:lang w:val="es-ES"/>
+        </w:rPr>
+        <w:t>19. Ordenar Datos</w:t>
+      </w:r>
+    </w:p>
+    <w:p>
+      <w:pPr>
+        <w:tabs>
+          <w:tab w:val="left" w:pos="3300"/>
+        </w:tabs>
+        <w:rPr>
+          <w:rFonts w:ascii="Times New Roman" w:hAnsi="Times New Roman" w:cs="Times New Roman"/>
+          <w:sz w:val="24"/>
+          <w:szCs w:val="24"/>
+          <w:lang w:val="es-ES"/>
+        </w:rPr>
+      </w:pPr>
+      <w:r>
+        <w:rPr>
+          <w:rFonts w:ascii="Times New Roman" w:hAnsi="Times New Roman" w:cs="Times New Roman"/>
+          <w:sz w:val="24"/>
+          <w:szCs w:val="24"/>
+          <w:lang w:val="es-ES"/>
+        </w:rPr>
+        <w:t>También</w:t>
+      </w:r>
+      <w:r>
+        <w:rPr>
+          <w:rFonts w:ascii="Times New Roman" w:hAnsi="Times New Roman" w:cs="Times New Roman"/>
+          <w:sz w:val="24"/>
+          <w:szCs w:val="24"/>
+          <w:lang w:val="es-ES"/>
+        </w:rPr>
+        <w:t xml:space="preserve"> en JS hice una función para ordenar los datos, para esto en una variable se guarda si la tabla esta en ascendente o descendente. Este método pide como parámetro el campo </w:t>
+      </w:r>
+      <w:r>
+        <w:rPr>
+          <w:rFonts w:ascii="Times New Roman" w:hAnsi="Times New Roman" w:cs="Times New Roman"/>
+          <w:sz w:val="24"/>
+          <w:szCs w:val="24"/>
+          <w:lang w:val="es-ES"/>
+        </w:rPr>
+        <w:lastRenderedPageBreak/>
+        <w:t xml:space="preserve">que se va a ordenar, si es la fecha la convierte en una fecha valida y ya organiza el arreglo de manera </w:t>
+      </w:r>
+      <w:r>
+        <w:rPr>
+          <w:rFonts w:ascii="Times New Roman" w:hAnsi="Times New Roman" w:cs="Times New Roman"/>
+          <w:sz w:val="24"/>
+          <w:szCs w:val="24"/>
+          <w:lang w:val="es-ES"/>
+        </w:rPr>
+        <w:t>ascendente</w:t>
+      </w:r>
+      <w:r>
+        <w:rPr>
+          <w:rFonts w:ascii="Times New Roman" w:hAnsi="Times New Roman" w:cs="Times New Roman"/>
+          <w:sz w:val="24"/>
+          <w:szCs w:val="24"/>
+          <w:lang w:val="es-ES"/>
+        </w:rPr>
+        <w:t xml:space="preserve"> o descendente, si es una temperatura la organiza directamente.</w:t>
+      </w:r>
+    </w:p>
+    <w:p>
+      <w:pPr>
+        <w:tabs>
+          <w:tab w:val="left" w:pos="3300"/>
+        </w:tabs>
+        <w:rPr>
+          <w:rFonts w:ascii="Times New Roman" w:hAnsi="Times New Roman" w:cs="Times New Roman"/>
+          <w:sz w:val="24"/>
+          <w:szCs w:val="24"/>
+          <w:lang w:val="es-ES"/>
+        </w:rPr>
+      </w:pPr>
+    </w:p>
+    <w:p>
+      <w:pPr>
+        <w:tabs>
+          <w:tab w:val="left" w:pos="3300"/>
+        </w:tabs>
+        <w:rPr>
+          <w:rFonts w:ascii="Times New Roman" w:hAnsi="Times New Roman" w:cs="Times New Roman"/>
+          <w:b/>
+          <w:sz w:val="24"/>
+          <w:szCs w:val="24"/>
+          <w:lang w:val="es-ES"/>
+        </w:rPr>
+      </w:pPr>
+      <w:r>
+        <w:rPr>
+          <w:rFonts w:ascii="Times New Roman" w:hAnsi="Times New Roman" w:cs="Times New Roman"/>
+          <w:b/>
+          <w:sz w:val="24"/>
+          <w:szCs w:val="24"/>
+          <w:lang w:val="es-ES"/>
+        </w:rPr>
+        <w:t>20. Filtro</w:t>
+      </w:r>
+      <w:r>
+        <w:rPr>
+          <w:rFonts w:ascii="Times New Roman" w:hAnsi="Times New Roman" w:cs="Times New Roman"/>
+          <w:b/>
+          <w:sz w:val="24"/>
+          <w:szCs w:val="24"/>
+          <w:lang w:val="es-ES"/>
+        </w:rPr>
+        <w:tab/>
+      </w:r>
+    </w:p>
+    <w:p>
+      <w:pPr>
+        <w:tabs>
+          <w:tab w:val="left" w:pos="3300"/>
+        </w:tabs>
+        <w:rPr>
+          <w:rFonts w:ascii="Times New Roman" w:hAnsi="Times New Roman" w:cs="Times New Roman"/>
+          <w:sz w:val="24"/>
+          <w:szCs w:val="24"/>
+          <w:lang w:val="es-ES"/>
+        </w:rPr>
+      </w:pPr>
+      <w:r>
+        <w:rPr>
+          <w:rFonts w:ascii="Times New Roman" w:hAnsi="Times New Roman" w:cs="Times New Roman"/>
+          <w:sz w:val="24"/>
+          <w:szCs w:val="24"/>
+          <w:lang w:val="es-ES"/>
+        </w:rPr>
+        <w:t xml:space="preserve">El filtro tiene un funcionamiento básico que pide dos fechas al usuario, desde donde hasta donde quiere filtrar y ya utiliza la función filter para esto, y lo guarda en una variable, y utiliza la función para renderizar la tabla pero ya no le pasa todos los datos que están en el arreglo global, le pasa los datos filtrados, también tengo una función para limpiar el filtro ya que esta </w:t>
+      </w:r>
+      <w:r>
+        <w:rPr>
+          <w:rFonts w:ascii="Times New Roman" w:hAnsi="Times New Roman" w:cs="Times New Roman"/>
+          <w:sz w:val="24"/>
+          <w:szCs w:val="24"/>
+          <w:lang w:val="es-ES"/>
+        </w:rPr>
+        <w:t>página</w:t>
+      </w:r>
+      <w:r>
+        <w:rPr>
+          <w:rFonts w:ascii="Times New Roman" w:hAnsi="Times New Roman" w:cs="Times New Roman"/>
+          <w:sz w:val="24"/>
+          <w:szCs w:val="24"/>
+          <w:lang w:val="es-ES"/>
+        </w:rPr>
+        <w:t xml:space="preserve"> no necesita recargarla para cambia los valores, lo que hace el filtro es </w:t>
+      </w:r>
+      <w:r>
+        <w:rPr>
+          <w:rFonts w:ascii="Times New Roman" w:hAnsi="Times New Roman" w:cs="Times New Roman"/>
+          <w:sz w:val="24"/>
+          <w:szCs w:val="24"/>
+          <w:lang w:val="es-ES"/>
+        </w:rPr>
+        <w:t>asignar el arreglo de todos los registros a</w:t>
+      </w:r>
+      <w:r>
+        <w:rPr>
+          <w:rFonts w:ascii="Times New Roman" w:hAnsi="Times New Roman" w:cs="Times New Roman"/>
+          <w:sz w:val="24"/>
+          <w:szCs w:val="24"/>
+          <w:lang w:val="es-ES"/>
+        </w:rPr>
+        <w:t xml:space="preserve"> la variable de los datos filtrados y los campos de la fecha</w:t>
+      </w:r>
+    </w:p>
+    <w:p>
+      <w:pPr>
+        <w:tabs>
+          <w:tab w:val="left" w:pos="3300"/>
+        </w:tabs>
+        <w:rPr>
+          <w:rFonts w:ascii="Times New Roman" w:hAnsi="Times New Roman" w:cs="Times New Roman"/>
+          <w:b/>
+          <w:sz w:val="24"/>
+          <w:szCs w:val="24"/>
+          <w:lang w:val="es-ES"/>
+        </w:rPr>
+      </w:pPr>
+      <w:r>
+        <w:rPr>
+          <w:rFonts w:ascii="Times New Roman" w:hAnsi="Times New Roman" w:cs="Times New Roman"/>
+          <w:b/>
+          <w:sz w:val="24"/>
+          <w:szCs w:val="24"/>
+          <w:lang w:val="es-ES"/>
+        </w:rPr>
+        <w:t>21. Exportar</w:t>
+      </w:r>
+      <w:r>
+        <w:rPr>
+          <w:rFonts w:ascii="Times New Roman" w:hAnsi="Times New Roman" w:cs="Times New Roman"/>
+          <w:b/>
+          <w:sz w:val="24"/>
+          <w:szCs w:val="24"/>
+          <w:lang w:val="es-ES"/>
+        </w:rPr>
+        <w:t xml:space="preserve"> (Imprimir o descargar como pdf)</w:t>
+      </w:r>
+    </w:p>
+    <w:p>
+      <w:pPr>
+        <w:tabs>
+          <w:tab w:val="left" w:pos="3300"/>
+        </w:tabs>
+        <w:rPr>
+          <w:rFonts w:ascii="Times New Roman" w:hAnsi="Times New Roman" w:cs="Times New Roman"/>
+          <w:sz w:val="24"/>
+          <w:szCs w:val="24"/>
+          <w:lang w:val="es-ES"/>
+        </w:rPr>
+      </w:pPr>
+      <w:r>
+        <w:rPr>
+          <w:rFonts w:ascii="Times New Roman" w:hAnsi="Times New Roman" w:cs="Times New Roman"/>
+          <w:sz w:val="24"/>
+          <w:szCs w:val="24"/>
+          <w:lang w:val="es-ES"/>
+        </w:rPr>
+        <w:t>Para esta función en un modal pedí la fecha del reporte que se requiere</w:t>
+      </w:r>
+    </w:p>
+    <w:p>
+      <w:pPr>
+        <w:pStyle w:val="Prrafodelista"/>
+        <w:numPr>
+          <w:ilvl w:val="0"/>
+          <w:numId w:val="5"/>
+        </w:numPr>
+        <w:tabs>
+          <w:tab w:val="left" w:pos="3300"/>
+        </w:tabs>
+        <w:rPr>
+          <w:rFonts w:ascii="Times New Roman" w:hAnsi="Times New Roman" w:cs="Times New Roman"/>
+          <w:sz w:val="24"/>
+          <w:szCs w:val="24"/>
+          <w:lang w:val="es-ES"/>
+        </w:rPr>
+      </w:pPr>
+      <w:r>
+        <w:rPr>
+          <w:rFonts w:ascii="Times New Roman" w:hAnsi="Times New Roman" w:cs="Times New Roman"/>
+          <w:sz w:val="24"/>
+          <w:szCs w:val="24"/>
+          <w:lang w:val="es-ES"/>
+        </w:rPr>
+        <w:t>Para este modal cree una función que al abrir el modal saliera un calendario en lugar de un script o un input normal, para evitar errores al ingresar la fecha ya que este formato se maneja de muchas formas</w:t>
+      </w:r>
+    </w:p>
+    <w:p>
+      <w:pPr>
+        <w:tabs>
+          <w:tab w:val="left" w:pos="3300"/>
+        </w:tabs>
+        <w:rPr>
+          <w:rFonts w:ascii="Times New Roman" w:hAnsi="Times New Roman" w:cs="Times New Roman"/>
+          <w:sz w:val="24"/>
+          <w:szCs w:val="24"/>
+          <w:lang w:val="es-ES"/>
+        </w:rPr>
+      </w:pPr>
+      <w:r>
+        <w:rPr>
+          <w:rFonts w:ascii="Times New Roman" w:hAnsi="Times New Roman" w:cs="Times New Roman"/>
+          <w:sz w:val="24"/>
+          <w:szCs w:val="24"/>
+          <w:lang w:val="es-ES"/>
+        </w:rPr>
+        <w:t>Luego se toma esta fecha y se traen todos los datos registrados este día, y también para que quedara más completa modifiqué la función de crear grafica que ya no reciba los datos globales si no los datos filtrados para poder utilizarla en esta función, entonces se le pasa los datos que se filtraron en esa fecha en específico y con eso se dibuja una grafica</w:t>
+      </w:r>
+    </w:p>
+    <w:p>
+      <w:pPr>
+        <w:pStyle w:val="Prrafodelista"/>
+        <w:numPr>
+          <w:ilvl w:val="0"/>
+          <w:numId w:val="5"/>
+        </w:numPr>
+        <w:tabs>
+          <w:tab w:val="left" w:pos="3300"/>
+        </w:tabs>
+        <w:rPr>
+          <w:rFonts w:ascii="Times New Roman" w:hAnsi="Times New Roman" w:cs="Times New Roman"/>
+          <w:sz w:val="24"/>
+          <w:szCs w:val="24"/>
+          <w:lang w:val="es-ES"/>
+        </w:rPr>
+      </w:pPr>
+      <w:r>
+        <w:rPr>
+          <w:rFonts w:ascii="Times New Roman" w:hAnsi="Times New Roman" w:cs="Times New Roman"/>
+          <w:sz w:val="24"/>
+          <w:szCs w:val="24"/>
+          <w:lang w:val="es-ES"/>
+        </w:rPr>
+        <w:t xml:space="preserve">Lo mismo pasa al filtrar la tabla del inicio, la </w:t>
+      </w:r>
+      <w:r>
+        <w:rPr>
+          <w:rFonts w:ascii="Times New Roman" w:hAnsi="Times New Roman" w:cs="Times New Roman"/>
+          <w:sz w:val="24"/>
+          <w:szCs w:val="24"/>
+          <w:lang w:val="es-ES"/>
+        </w:rPr>
+        <w:t>gráfica</w:t>
+      </w:r>
+      <w:r>
+        <w:rPr>
+          <w:rFonts w:ascii="Times New Roman" w:hAnsi="Times New Roman" w:cs="Times New Roman"/>
+          <w:sz w:val="24"/>
+          <w:szCs w:val="24"/>
+          <w:lang w:val="es-ES"/>
+        </w:rPr>
+        <w:t xml:space="preserve"> que se va a dibujar va a depender del filtro que le aplique.</w:t>
+      </w:r>
+    </w:p>
+    <w:p>
+      <w:pPr>
+        <w:tabs>
+          <w:tab w:val="left" w:pos="3300"/>
+        </w:tabs>
+        <w:rPr>
+          <w:rFonts w:ascii="Times New Roman" w:hAnsi="Times New Roman" w:cs="Times New Roman"/>
+          <w:sz w:val="24"/>
+          <w:szCs w:val="24"/>
+          <w:lang w:val="es-ES"/>
+        </w:rPr>
+      </w:pPr>
+      <w:r>
+        <w:rPr>
+          <w:rFonts w:ascii="Times New Roman" w:hAnsi="Times New Roman" w:cs="Times New Roman"/>
+          <w:sz w:val="24"/>
+          <w:szCs w:val="24"/>
+          <w:lang w:val="es-ES"/>
+        </w:rPr>
+        <w:t xml:space="preserve">Ya para la parte de la exportación </w:t>
+      </w:r>
+      <w:r>
+        <w:rPr>
+          <w:rFonts w:ascii="Times New Roman" w:hAnsi="Times New Roman" w:cs="Times New Roman"/>
+          <w:sz w:val="24"/>
+          <w:szCs w:val="24"/>
+          <w:lang w:val="es-ES"/>
+        </w:rPr>
+        <w:t xml:space="preserve">del documento, dentro de esta función hay una función llamada </w:t>
+      </w:r>
+      <w:r>
+        <w:rPr>
+          <w:rFonts w:ascii="Times New Roman" w:hAnsi="Times New Roman" w:cs="Times New Roman"/>
+          <w:sz w:val="24"/>
+          <w:szCs w:val="24"/>
+          <w:lang w:val="es-ES"/>
+        </w:rPr>
+        <w:t>document. Write</w:t>
+      </w:r>
+      <w:r>
+        <w:rPr>
+          <w:rFonts w:ascii="Times New Roman" w:hAnsi="Times New Roman" w:cs="Times New Roman"/>
+          <w:sz w:val="24"/>
+          <w:szCs w:val="24"/>
+          <w:lang w:val="es-ES"/>
+        </w:rPr>
+        <w:t xml:space="preserve"> que lo metimos dentro de una variable que abre otra pestaña de tipo _blank ahí</w:t>
+      </w:r>
+      <w:r>
+        <w:rPr>
+          <w:rFonts w:ascii="Times New Roman" w:hAnsi="Times New Roman" w:cs="Times New Roman"/>
+          <w:sz w:val="24"/>
+          <w:szCs w:val="24"/>
+          <w:lang w:val="es-ES"/>
+        </w:rPr>
+        <w:t xml:space="preserve"> cree un index </w:t>
+      </w:r>
+      <w:r>
+        <w:rPr>
+          <w:rFonts w:ascii="Times New Roman" w:hAnsi="Times New Roman" w:cs="Times New Roman"/>
+          <w:sz w:val="24"/>
+          <w:szCs w:val="24"/>
+          <w:lang w:val="es-ES"/>
+        </w:rPr>
+        <w:t>HTML</w:t>
+      </w:r>
+      <w:r>
+        <w:rPr>
+          <w:rFonts w:ascii="Times New Roman" w:hAnsi="Times New Roman" w:cs="Times New Roman"/>
+          <w:sz w:val="24"/>
+          <w:szCs w:val="24"/>
+          <w:lang w:val="es-ES"/>
+        </w:rPr>
+        <w:t xml:space="preserve"> que va a contener los elementos que se necesitan en el reporte, la tabla con los </w:t>
+      </w:r>
+      <w:r>
+        <w:rPr>
+          <w:rFonts w:ascii="Times New Roman" w:hAnsi="Times New Roman" w:cs="Times New Roman"/>
+          <w:sz w:val="24"/>
+          <w:szCs w:val="24"/>
+          <w:lang w:val="es-ES"/>
+        </w:rPr>
+        <w:t>gráficos</w:t>
+      </w:r>
+      <w:r>
+        <w:rPr>
+          <w:rFonts w:ascii="Times New Roman" w:hAnsi="Times New Roman" w:cs="Times New Roman"/>
+          <w:sz w:val="24"/>
+          <w:szCs w:val="24"/>
+          <w:lang w:val="es-ES"/>
+        </w:rPr>
+        <w:t xml:space="preserve"> de ese día y la </w:t>
+      </w:r>
+      <w:r>
+        <w:rPr>
+          <w:rFonts w:ascii="Times New Roman" w:hAnsi="Times New Roman" w:cs="Times New Roman"/>
+          <w:sz w:val="24"/>
+          <w:szCs w:val="24"/>
+          <w:lang w:val="es-ES"/>
+        </w:rPr>
+        <w:t>gráfica</w:t>
+      </w:r>
+      <w:r>
+        <w:rPr>
+          <w:rFonts w:ascii="Times New Roman" w:hAnsi="Times New Roman" w:cs="Times New Roman"/>
+          <w:sz w:val="24"/>
+          <w:szCs w:val="24"/>
+          <w:lang w:val="es-ES"/>
+        </w:rPr>
+        <w:t xml:space="preserve"> de dicha tabla, y ya con la función de JS Windows.print() se puede imprimir todo el reporte, o exportar en PDF</w:t>
+      </w:r>
+    </w:p>
+    <w:p>
+      <w:pPr>
+        <w:tabs>
+          <w:tab w:val="left" w:pos="3300"/>
+        </w:tabs>
+        <w:rPr>
+          <w:rFonts w:ascii="Times New Roman" w:hAnsi="Times New Roman" w:cs="Times New Roman"/>
+          <w:sz w:val="24"/>
+          <w:szCs w:val="24"/>
+          <w:u w:val="single"/>
+          <w:lang w:val="es-ES"/>
+        </w:rPr>
+      </w:pPr>
+      <w:r>
+        <w:rPr>
+          <w:noProof/>
+          <w:lang w:val="en-US"/>
+        </w:rPr>
+        <w:lastRenderedPageBreak/>
+        <w:drawing>
+          <wp:inline distT="0" distB="0" distL="0" distR="0" wp14:anchorId="1BBB8F9C" wp14:editId="4D3DD0D2">
+            <wp:extent cx="4914900" cy="2485812"/>
+            <wp:effectExtent l="0" t="0" r="0" b="0"/>
+            <wp:docPr id="7" name="Imagen 7"/>
+            <wp:cNvGraphicFramePr>
+              <a:graphicFrameLocks xmlns:a="http://schemas.openxmlformats.org/drawingml/2006/main" noChangeAspect="1"/>
+            </wp:cNvGraphicFramePr>
+            <a:graphic xmlns:a="http://schemas.openxmlformats.org/drawingml/2006/main">
+              <a:graphicData uri="http://schemas.openxmlformats.org/drawingml/2006/picture">
+                <pic:pic xmlns:pic="http://schemas.openxmlformats.org/drawingml/2006/picture">
+                  <pic:nvPicPr>
+                    <pic:cNvPr id="1" name=""/>
+                    <pic:cNvPicPr/>
+                  </pic:nvPicPr>
+                  <pic:blipFill rotWithShape="1">
+                    <a:blip r:embed="rId9"/>
+                    <a:srcRect t="4830" b="5212"/>
+                    <a:stretch/>
+                  </pic:blipFill>
+                  <pic:spPr bwMode="auto">
+                    <a:xfrm>
+                      <a:off x="0" y="0"/>
+                      <a:ext cx="4922842" cy="2489829"/>
+                    </a:xfrm>
+                    <a:prstGeom prst="rect">
+                      <a:avLst/>
+                    </a:prstGeom>
+                    <a:ln>
+                      <a:noFill/>
+                    </a:ln>
+                    <a:extLst>
+                      <a:ext uri="{53640926-AAD7-44D8-BBD7-CCE9431645EC}">
+                        <a14:shadowObscured xmlns:a14="http://schemas.microsoft.com/office/drawing/2010/main"/>
+                      </a:ext>
+                    </a:extLst>
+                  </pic:spPr>
+                </pic:pic>
+              </a:graphicData>
+            </a:graphic>
+          </wp:inline>
+        </w:drawing>
+      </w:r>
+    </w:p>
+    <w:p>
+      <w:pPr>
+        <w:tabs>
+          <w:tab w:val="left" w:pos="3300"/>
+        </w:tabs>
+        <w:rPr>
+          <w:rFonts w:ascii="Times New Roman" w:hAnsi="Times New Roman" w:cs="Times New Roman"/>
+          <w:sz w:val="24"/>
+          <w:szCs w:val="24"/>
+          <w:lang w:val="es-ES"/>
+        </w:rPr>
+      </w:pPr>
+    </w:p>
+    <w:p>
+      <w:pPr>
+        <w:tabs>
+          <w:tab w:val="left" w:pos="3300"/>
+        </w:tabs>
+        <w:jc w:val="right"/>
+        <w:rPr>
+          <w:rFonts w:ascii="Times New Roman" w:hAnsi="Times New Roman" w:cs="Times New Roman"/>
+          <w:sz w:val="24"/>
+          <w:szCs w:val="24"/>
+          <w:lang w:val="es-ES"/>
+        </w:rPr>
+      </w:pPr>
+      <w:r>
+        <w:rPr>
+          <w:rFonts w:ascii="Times New Roman" w:hAnsi="Times New Roman" w:cs="Times New Roman"/>
+          <w:sz w:val="24"/>
+          <w:szCs w:val="24"/>
+          <w:lang w:val="es-ES"/>
+        </w:rPr>
+        <w:t>Viernes 6 de marzo de 2026</w:t>
+      </w:r>
+    </w:p>
+    <w:p>
+      <w:pPr>
+        <w:tabs>
+          <w:tab w:val="left" w:pos="3300"/>
+        </w:tabs>
+        <w:rPr>
+          <w:rFonts w:ascii="Times New Roman" w:hAnsi="Times New Roman" w:cs="Times New Roman"/>
+          <w:b/>
+          <w:sz w:val="24"/>
+          <w:szCs w:val="24"/>
+          <w:lang w:val="es-ES"/>
+        </w:rPr>
+      </w:pPr>
+      <w:r>
+        <w:rPr>
+          <w:rFonts w:ascii="Times New Roman" w:hAnsi="Times New Roman" w:cs="Times New Roman"/>
+          <w:b/>
+          <w:sz w:val="24"/>
+          <w:szCs w:val="24"/>
+          <w:lang w:val="es-ES"/>
+        </w:rPr>
+        <w:t>Otras funciones simples</w:t>
+      </w:r>
+    </w:p>
+    <w:p>
+      <w:pPr>
+        <w:pStyle w:val="Prrafodelista"/>
+        <w:numPr>
+          <w:ilvl w:val="0"/>
+          <w:numId w:val="5"/>
+        </w:numPr>
+        <w:tabs>
+          <w:tab w:val="left" w:pos="3300"/>
+        </w:tabs>
+        <w:rPr>
+          <w:rFonts w:ascii="Times New Roman" w:hAnsi="Times New Roman" w:cs="Times New Roman"/>
+          <w:b/>
+          <w:sz w:val="24"/>
+          <w:szCs w:val="24"/>
+          <w:lang w:val="es-ES"/>
+        </w:rPr>
+      </w:pPr>
+      <w:r>
+        <w:rPr>
+          <w:rFonts w:ascii="Times New Roman" w:hAnsi="Times New Roman" w:cs="Times New Roman"/>
+          <w:sz w:val="24"/>
+          <w:szCs w:val="24"/>
+          <w:lang w:val="es-ES"/>
+        </w:rPr>
+        <w:t>También</w:t>
+      </w:r>
+      <w:r>
+        <w:rPr>
+          <w:rFonts w:ascii="Times New Roman" w:hAnsi="Times New Roman" w:cs="Times New Roman"/>
+          <w:sz w:val="24"/>
+          <w:szCs w:val="24"/>
+          <w:lang w:val="es-ES"/>
+        </w:rPr>
+        <w:t xml:space="preserve"> el diseño de la navbar por una sidebar para que quede mejor en mi impresión, también les agregué iconos a los elementos con la librería Font Awesome.</w:t>
+      </w:r>
+    </w:p>
+    <w:p>
+      <w:pPr>
+        <w:pStyle w:val="Prrafodelista"/>
+        <w:numPr>
+          <w:ilvl w:val="0"/>
+          <w:numId w:val="5"/>
+        </w:numPr>
+        <w:tabs>
+          <w:tab w:val="left" w:pos="3300"/>
+        </w:tabs>
+        <w:rPr>
+          <w:rFonts w:ascii="Times New Roman" w:hAnsi="Times New Roman" w:cs="Times New Roman"/>
+          <w:b/>
+          <w:sz w:val="24"/>
+          <w:szCs w:val="24"/>
+          <w:lang w:val="es-ES"/>
+        </w:rPr>
+      </w:pPr>
+      <w:r>
+        <w:rPr>
+          <w:rFonts w:ascii="Times New Roman" w:hAnsi="Times New Roman" w:cs="Times New Roman"/>
+          <w:sz w:val="24"/>
+          <w:szCs w:val="24"/>
+          <w:lang w:val="es-ES"/>
+        </w:rPr>
+        <w:t xml:space="preserve">También hice un cambio para las alertas, cambié el limite fijo de 37° para que saltara la alerta y agregué una función para poder editar ese </w:t>
+      </w:r>
+      <w:r>
+        <w:rPr>
+          <w:rFonts w:ascii="Times New Roman" w:hAnsi="Times New Roman" w:cs="Times New Roman"/>
+          <w:sz w:val="24"/>
+          <w:szCs w:val="24"/>
+          <w:lang w:val="es-ES"/>
+        </w:rPr>
+        <w:t>límite</w:t>
+      </w:r>
+      <w:bookmarkStart w:id="0" w:name="_GoBack"/>
+      <w:bookmarkEnd w:id="0"/>
+      <w:r>
+        <w:rPr>
+          <w:rFonts w:ascii="Times New Roman" w:hAnsi="Times New Roman" w:cs="Times New Roman"/>
+          <w:sz w:val="24"/>
+          <w:szCs w:val="24"/>
+          <w:lang w:val="es-ES"/>
+        </w:rPr>
+        <w:t xml:space="preserve"> a gusto.</w:t>
+      </w:r>
+      <w:r>
+        <w:rPr>
+          <w:noProof/>
+          <w:lang w:val="en-US"/>
+        </w:rPr>
+        <w:drawing>
+          <wp:inline distT="0" distB="0" distL="0" distR="0" wp14:anchorId="79D32351" wp14:editId="33FECB1E">
+            <wp:extent cx="5612130" cy="2505075"/>
+            <wp:effectExtent l="0" t="0" r="7620" b="9525"/>
+            <wp:docPr id="8" name="Imagen 8"/>
+            <wp:cNvGraphicFramePr>
+              <a:graphicFrameLocks xmlns:a="http://schemas.openxmlformats.org/drawingml/2006/main" noChangeAspect="1"/>
+            </wp:cNvGraphicFramePr>
+            <a:graphic xmlns:a="http://schemas.openxmlformats.org/drawingml/2006/main">
+              <a:graphicData uri="http://schemas.openxmlformats.org/drawingml/2006/picture">
+                <pic:pic xmlns:pic="http://schemas.openxmlformats.org/drawingml/2006/picture">
+                  <pic:nvPicPr>
+                    <pic:cNvPr id="1" name=""/>
+                    <pic:cNvPicPr/>
+                  </pic:nvPicPr>
+                  <pic:blipFill rotWithShape="1">
+                    <a:blip r:embed="rId10"/>
+                    <a:srcRect t="15093" b="5514"/>
+                    <a:stretch/>
+                  </pic:blipFill>
+                  <pic:spPr bwMode="auto">
+                    <a:xfrm>
+                      <a:off x="0" y="0"/>
+                      <a:ext cx="5612130" cy="2505075"/>
+                    </a:xfrm>
+                    <a:prstGeom prst="rect">
+                      <a:avLst/>
+                    </a:prstGeom>
+                    <a:ln>
+                      <a:noFill/>
+                    </a:ln>
+                    <a:extLst>
+                      <a:ext uri="{53640926-AAD7-44D8-BBD7-CCE9431645EC}">
+                        <a14:shadowObscured xmlns:a14="http://schemas.microsoft.com/office/drawing/2010/main"/>
+                      </a:ext>
+                    </a:extLst>
+                  </pic:spPr>
+                </pic:pic>
+              </a:graphicData>
+            </a:graphic>
+          </wp:inline>
+        </w:drawing>
+      </w:r>
+    </w:p>
+    <w:p>
+      <w:pPr>
+        <w:pStyle w:val="Prrafodelista"/>
+        <w:numPr>
+          <w:ilvl w:val="0"/>
+          <w:numId w:val="5"/>
+        </w:numPr>
+        <w:tabs>
+          <w:tab w:val="left" w:pos="3300"/>
+        </w:tabs>
+        <w:rPr>
+          <w:rFonts w:ascii="Times New Roman" w:hAnsi="Times New Roman" w:cs="Times New Roman"/>
+          <w:b/>
+          <w:sz w:val="24"/>
+          <w:szCs w:val="24"/>
+          <w:lang w:val="es-ES"/>
+        </w:rPr>
+      </w:pPr>
+      <w:r>
+        <w:rPr>
+          <w:rFonts w:ascii="Times New Roman" w:hAnsi="Times New Roman" w:cs="Times New Roman"/>
+          <w:sz w:val="24"/>
+          <w:szCs w:val="24"/>
+          <w:lang w:val="es-ES"/>
+        </w:rPr>
+        <w:t xml:space="preserve">También realicé un una función para </w:t>
+      </w:r>
+      <w:proofErr w:type="spellStart"/>
+      <w:r>
+        <w:rPr>
+          <w:rFonts w:ascii="Times New Roman" w:hAnsi="Times New Roman" w:cs="Times New Roman"/>
+          <w:sz w:val="24"/>
+          <w:szCs w:val="24"/>
+          <w:lang w:val="es-ES"/>
+        </w:rPr>
+        <w:t>compara</w:t>
+      </w:r>
+      <w:proofErr w:type="spellEnd"/>
+      <w:r>
+        <w:rPr>
+          <w:rFonts w:ascii="Times New Roman" w:hAnsi="Times New Roman" w:cs="Times New Roman"/>
+          <w:sz w:val="24"/>
+          <w:szCs w:val="24"/>
+          <w:lang w:val="es-ES"/>
+        </w:rPr>
+        <w:t xml:space="preserve"> dos </w:t>
+      </w:r>
+      <w:proofErr w:type="spellStart"/>
+      <w:r>
+        <w:rPr>
+          <w:rFonts w:ascii="Times New Roman" w:hAnsi="Times New Roman" w:cs="Times New Roman"/>
+          <w:sz w:val="24"/>
+          <w:szCs w:val="24"/>
+          <w:lang w:val="es-ES"/>
+        </w:rPr>
+        <w:t>graficas</w:t>
+      </w:r>
+      <w:proofErr w:type="spellEnd"/>
+      <w:r>
+        <w:rPr>
+          <w:rFonts w:ascii="Times New Roman" w:hAnsi="Times New Roman" w:cs="Times New Roman"/>
+          <w:sz w:val="24"/>
+          <w:szCs w:val="24"/>
+          <w:lang w:val="es-ES"/>
+        </w:rPr>
+        <w:t xml:space="preserve">, primero para esta función pido dos rangos de fechas para las </w:t>
+      </w:r>
+      <w:proofErr w:type="spellStart"/>
+      <w:r>
+        <w:rPr>
+          <w:rFonts w:ascii="Times New Roman" w:hAnsi="Times New Roman" w:cs="Times New Roman"/>
+          <w:sz w:val="24"/>
+          <w:szCs w:val="24"/>
+          <w:lang w:val="es-ES"/>
+        </w:rPr>
+        <w:t>graficas</w:t>
+      </w:r>
+      <w:proofErr w:type="spellEnd"/>
+      <w:r>
+        <w:rPr>
+          <w:rFonts w:ascii="Times New Roman" w:hAnsi="Times New Roman" w:cs="Times New Roman"/>
+          <w:sz w:val="24"/>
+          <w:szCs w:val="24"/>
+          <w:lang w:val="es-ES"/>
+        </w:rPr>
+        <w:t xml:space="preserve"> Luego estos dos rangos se filtran </w:t>
+      </w:r>
+      <w:r>
+        <w:rPr>
+          <w:rFonts w:ascii="Times New Roman" w:hAnsi="Times New Roman" w:cs="Times New Roman"/>
+          <w:sz w:val="24"/>
+          <w:szCs w:val="24"/>
+          <w:lang w:val="es-ES"/>
+        </w:rPr>
+        <w:lastRenderedPageBreak/>
+        <w:t>por separado y se dibujan los dos sobre la misma grafica</w:t>
+      </w:r>
+      <w:r>
+        <w:rPr>
+          <w:noProof/>
+          <w:lang w:val="en-US"/>
+        </w:rPr>
+        <w:drawing>
+          <wp:inline distT="0" distB="0" distL="0" distR="0" wp14:anchorId="55A07EF5" wp14:editId="1F49AA94">
+            <wp:extent cx="4429125" cy="2476500"/>
+            <wp:effectExtent l="0" t="0" r="9525" b="0"/>
+            <wp:docPr id="5" name="Imagen 5"/>
+            <wp:cNvGraphicFramePr>
+              <a:graphicFrameLocks xmlns:a="http://schemas.openxmlformats.org/drawingml/2006/main" noChangeAspect="1"/>
+            </wp:cNvGraphicFramePr>
+            <a:graphic xmlns:a="http://schemas.openxmlformats.org/drawingml/2006/main">
+              <a:graphicData uri="http://schemas.openxmlformats.org/drawingml/2006/picture">
+                <pic:pic xmlns:pic="http://schemas.openxmlformats.org/drawingml/2006/picture">
+                  <pic:nvPicPr>
+                    <pic:cNvPr id="1" name=""/>
+                    <pic:cNvPicPr/>
+                  </pic:nvPicPr>
+                  <pic:blipFill rotWithShape="1">
+                    <a:blip r:embed="rId11"/>
+                    <a:srcRect l="9844" t="16301" r="11236" b="5212"/>
+                    <a:stretch/>
+                  </pic:blipFill>
+                  <pic:spPr bwMode="auto">
+                    <a:xfrm>
+                      <a:off x="0" y="0"/>
+                      <a:ext cx="4429125" cy="2476500"/>
+                    </a:xfrm>
+                    <a:prstGeom prst="rect">
+                      <a:avLst/>
+                    </a:prstGeom>
+                    <a:ln>
+                      <a:noFill/>
+                    </a:ln>
+                    <a:extLst>
+                      <a:ext uri="{53640926-AAD7-44D8-BBD7-CCE9431645EC}">
+                        <a14:shadowObscured xmlns:a14="http://schemas.microsoft.com/office/drawing/2010/main"/>
+                      </a:ext>
+                    </a:extLst>
+                  </pic:spPr>
+                </pic:pic>
+              </a:graphicData>
+            </a:graphic>
+          </wp:inline>
+        </w:drawing>
+      </w:r>
+    </w:p>
+    <w:p>
+      <w:pPr>
+        <w:pStyle w:val="Prrafodelista"/>
+        <w:numPr>
+          <w:ilvl w:val="0"/>
+          <w:numId w:val="5"/>
+        </w:numPr>
+        <w:tabs>
+          <w:tab w:val="left" w:pos="3300"/>
+        </w:tabs>
+        <w:rPr>
+          <w:rFonts w:ascii="Times New Roman" w:hAnsi="Times New Roman" w:cs="Times New Roman"/>
+          <w:b/>
+          <w:sz w:val="24"/>
+          <w:szCs w:val="24"/>
+          <w:lang w:val="es-ES"/>
+        </w:rPr>
+      </w:pPr>
+      <w:r>
+        <w:rPr>
+          <w:noProof/>
+          <w:lang w:val="en-US"/>
+        </w:rPr>
+        <w:drawing>
+          <wp:inline distT="0" distB="0" distL="0" distR="0" wp14:anchorId="45F8266E" wp14:editId="18E2AADD">
+            <wp:extent cx="4076700" cy="3277090"/>
+            <wp:effectExtent l="0" t="0" r="0" b="0"/>
+            <wp:docPr id="6" name="Imagen 6"/>
+            <wp:cNvGraphicFramePr>
+              <a:graphicFrameLocks xmlns:a="http://schemas.openxmlformats.org/drawingml/2006/main" noChangeAspect="1"/>
+            </wp:cNvGraphicFramePr>
+            <a:graphic xmlns:a="http://schemas.openxmlformats.org/drawingml/2006/main">
+              <a:graphicData uri="http://schemas.openxmlformats.org/drawingml/2006/picture">
+                <pic:pic xmlns:pic="http://schemas.openxmlformats.org/drawingml/2006/picture">
+                  <pic:nvPicPr>
+                    <pic:cNvPr id="1" name=""/>
+                    <pic:cNvPicPr/>
+                  </pic:nvPicPr>
+                  <pic:blipFill rotWithShape="1">
+                    <a:blip r:embed="rId12"/>
+                    <a:srcRect l="30380" t="13585" r="16836" b="10948"/>
+                    <a:stretch/>
+                  </pic:blipFill>
+                  <pic:spPr bwMode="auto">
+                    <a:xfrm>
+                      <a:off x="0" y="0"/>
+                      <a:ext cx="4085821" cy="3284422"/>
+                    </a:xfrm>
+                    <a:prstGeom prst="rect">
+                      <a:avLst/>
+                    </a:prstGeom>
+                    <a:ln>
+                      <a:noFill/>
+                    </a:ln>
+                    <a:extLst>
+                      <a:ext uri="{53640926-AAD7-44D8-BBD7-CCE9431645EC}">
+                        <a14:shadowObscured xmlns:a14="http://schemas.microsoft.com/office/drawing/2010/main"/>
+                      </a:ext>
+                    </a:extLst>
+                  </pic:spPr>
+                </pic:pic>
+              </a:graphicData>
+            </a:graphic>
+          </wp:inline>
+        </w:drawing>
       </w:r>
     </w:p>
     <w:sectPr>
